--- a/基於盲簽章技術之隱私保護線上投票系統_v4.0.docx
+++ b/基於盲簽章技術之隱私保護線上投票系統_v4.0.docx
@@ -1161,6 +1161,142 @@
                 <w:sz w:val="22"/>
               </w:rPr>
               <w:t>由 TPA 核發、綁定身分驗證與盲簽章請求之一次性投票授權票（Voting Token）</w:t>
+            </w:r>
+          </w:p>
+        </w:tc>
+      </w:tr>
+      <w:tr>
+        <w:tc>
+          <w:tcPr>
+            <w:tcW w:type="dxa" w:w="1814"/>
+          </w:tcPr>
+          <w:p>
+            <w:r/>
+            <w:r>
+              <w:rPr>
+                <w:rFonts w:ascii="標楷體" w:hAnsi="標楷體" w:eastAsia="標楷體"/>
+                <w:b w:val="0"/>
+                <w:sz w:val="22"/>
+              </w:rPr>
+              <w:t>IDToken</w:t>
+            </w:r>
+          </w:p>
+        </w:tc>
+        <w:tc>
+          <w:tcPr>
+            <w:tcW w:type="dxa" w:w="6520"/>
+          </w:tcPr>
+          <w:p>
+            <w:r/>
+            <w:r>
+              <w:rPr>
+                <w:rFonts w:ascii="標楷體" w:hAnsi="標楷體" w:eastAsia="標楷體"/>
+                <w:b w:val="0"/>
+                <w:sz w:val="22"/>
+              </w:rPr>
+              <w:t>投票授權票（Token）之序號</w:t>
+            </w:r>
+          </w:p>
+        </w:tc>
+      </w:tr>
+      <w:tr>
+        <w:tc>
+          <w:tcPr>
+            <w:tcW w:type="dxa" w:w="1814"/>
+          </w:tcPr>
+          <w:p>
+            <w:r/>
+            <w:r>
+              <w:rPr>
+                <w:rFonts w:ascii="標楷體" w:hAnsi="標楷體" w:eastAsia="標楷體"/>
+                <w:b w:val="0"/>
+                <w:sz w:val="22"/>
+              </w:rPr>
+              <w:t>Tissue / Texpire</w:t>
+            </w:r>
+          </w:p>
+        </w:tc>
+        <w:tc>
+          <w:tcPr>
+            <w:tcW w:type="dxa" w:w="6520"/>
+          </w:tcPr>
+          <w:p>
+            <w:r/>
+            <w:r>
+              <w:rPr>
+                <w:rFonts w:ascii="標楷體" w:hAnsi="標楷體" w:eastAsia="標楷體"/>
+                <w:b w:val="0"/>
+                <w:sz w:val="22"/>
+              </w:rPr>
+              <w:t>Token 之核發時間 / 有效期限</w:t>
+            </w:r>
+          </w:p>
+        </w:tc>
+      </w:tr>
+      <w:tr>
+        <w:tc>
+          <w:tcPr>
+            <w:tcW w:type="dxa" w:w="1814"/>
+          </w:tcPr>
+          <w:p>
+            <w:r/>
+            <w:r>
+              <w:rPr>
+                <w:rFonts w:ascii="標楷體" w:hAnsi="標楷體" w:eastAsia="標楷體"/>
+                <w:b w:val="0"/>
+                <w:sz w:val="22"/>
+              </w:rPr>
+              <w:t>Htoken</w:t>
+            </w:r>
+          </w:p>
+        </w:tc>
+        <w:tc>
+          <w:tcPr>
+            <w:tcW w:type="dxa" w:w="6520"/>
+          </w:tcPr>
+          <w:p>
+            <w:r/>
+            <w:r>
+              <w:rPr>
+                <w:rFonts w:ascii="標楷體" w:hAnsi="標楷體" w:eastAsia="標楷體"/>
+                <w:b w:val="0"/>
+                <w:sz w:val="22"/>
+              </w:rPr>
+              <w:t>信封去重索引，Htoken = H(IDToken)，僅證明使用過某權杖，不揭露內容</w:t>
+            </w:r>
+          </w:p>
+        </w:tc>
+      </w:tr>
+      <w:tr>
+        <w:tc>
+          <w:tcPr>
+            <w:tcW w:type="dxa" w:w="1814"/>
+          </w:tcPr>
+          <w:p>
+            <w:r/>
+            <w:r>
+              <w:rPr>
+                <w:rFonts w:ascii="標楷體" w:hAnsi="標楷體" w:eastAsia="標楷體"/>
+                <w:b w:val="0"/>
+                <w:sz w:val="22"/>
+              </w:rPr>
+              <w:t>Henvelope / Treceived</w:t>
+            </w:r>
+          </w:p>
+        </w:tc>
+        <w:tc>
+          <w:tcPr>
+            <w:tcW w:type="dxa" w:w="6520"/>
+          </w:tcPr>
+          <w:p>
+            <w:r/>
+            <w:r>
+              <w:rPr>
+                <w:rFonts w:ascii="標楷體" w:hAnsi="標楷體" w:eastAsia="標楷體"/>
+                <w:b w:val="0"/>
+                <w:sz w:val="22"/>
+              </w:rPr>
+              <w:t>CC 收據中對信封欄位計算之雜湊值 / CC 接收信封之時間</w:t>
             </w:r>
           </w:p>
         </w:tc>
@@ -2165,7 +2301,7 @@
           <w:i w:val="0"/>
           <w:sz w:val="24"/>
         </w:rPr>
-        <w:t>管理者（Admin）針對每一位合法選民，產生一組一次性密碼 OTP，並僅將其雜湊值 H(OTP) 傳送予 CA 留存，CA 強制要求提供此雜湊值、不接受省略，自身完全不接觸 OTP 明文。OTP 明文則透過可信賴之系統外管道（如親自領取、加密電子郵件）交付選民本人，並設定 7 日之有效期限。</w:t>
+        <w:t>管理者（Admin）針對每一位合法選民，產生一組一次性密碼 OTP：OTP 明文連同其雜湊值 H(OTP) 一併儲存於管理者本地之選民名冊記錄中，用於後續派發與追蹤派發狀態；僅雜湊值 H(OTP) 傳送予 CA，CA 將其連同選民識別碼、註冊時間及 7 日有效期限一併寫入自身之選民白名單（voter_registry）中，狀態標記為「待註冊」，CA 強制要求提供此雜湊值、不接受省略，自身完全不接觸 OTP 明文。OTP 明文則另透過可信賴之系統外管道（如親自領取、加密電子郵件）交付選民本人。</w:t>
       </w:r>
     </w:p>
     <w:p>
@@ -2189,7 +2325,7 @@
           <w:i w:val="0"/>
           <w:sz w:val="24"/>
         </w:rPr>
-        <w:t>選民於選民本地端（瀏覽器）產生金鑰對 (SKVoter, PKVoter)。</w:t>
+        <w:t>選民於選民本地端（瀏覽器）產生金鑰對 (SKVoter, PKVoter)：私鑰 SKVoter 僅儲存於選民瀏覽器本地之 IndexedDB，不傳送予任何服務；公鑰 PKVoter 則於下一步隨憑證申請送交 CA。</w:t>
       </w:r>
     </w:p>
     <w:p>
@@ -2213,7 +2349,7 @@
           <w:i w:val="0"/>
           <w:sz w:val="24"/>
         </w:rPr>
-        <w:t>選民向 CA 提出憑證申請，並附上「持有權證明」（Proof of Possession, PoP）簽章，證明其確實持有與所提供公鑰對應之私鑰，防止有心人士冒用他人公鑰騙取憑證。</w:t>
+        <w:t>選民向 CA 提出憑證申請，並附上「持有權證明」（Proof of Possession, PoP）簽章，證明其確實持有與所提供公鑰對應之私鑰，防止有心人士冒用他人公鑰騙取憑證。挑戰值為 ChallengePoP = "REGISTER" || IDVoter || TVoter，PoP = SigSKVoter(ChallengePoP)。</w:t>
       </w:r>
     </w:p>
     <w:p>
@@ -2237,7 +2373,7 @@
           <w:i w:val="0"/>
           <w:sz w:val="24"/>
         </w:rPr>
-        <w:t>CA 依序檢核：(a) 選民是否已於白名單完成登記；(b) OTP 雜湊值是否相符，且是否仍在有效期限內；(c) 請求時間戳記是否於容許誤差範圍內；(d) PoP 簽章是否驗證通過。四項條件皆滿足時，CA 始核發數位憑證 CertVoter，並將選民狀態標記為已完成註冊，同一選民不得重複領取憑證。若選民連續 3 次輸入錯誤 OTP，該帳號將被鎖定 24 小時，以抵抗猜測攻擊。</w:t>
+        <w:t>CA 依序檢核：(a) 選民是否已於白名單完成登記；(b) OTP 雜湊值是否相符，且是否仍在有效期限內；(c) 請求時間戳記是否於容許誤差範圍內；(d) PoP 簽章是否驗證通過。四項條件皆滿足時，CA 將核發之數位憑證 CertVoter 寫入自身之已核發憑證紀錄（issued_certs）中留存，並將 voter_registry 中該選民之狀態更新為「已完成註冊」、記錄所核發憑證之序號，同一選民不得重複領取憑證；CertVoter 另隨核發結果回傳予選民，由選民端連同私鑰一併儲存於本地瀏覽器 IndexedDB，供後續各階段使用。若選民連續 3 次輸入錯誤 OTP，該次失敗次數將計入 voter_registry 中對應之 fail_count 欄位，達 3 次後帳號即被鎖定 24 小時，以抵抗猜測攻擊。</w:t>
       </w:r>
     </w:p>
     <w:p>
@@ -2706,7 +2842,7 @@
           <w:i w:val="0"/>
           <w:sz w:val="24"/>
         </w:rPr>
-        <w:t>TPA將以下回應封包PacketRes回傳給Voter，PacketRes = { IDTPA ‖ IDVoter ‖ CertTPA ‖ TTPA ‖ NTPA }，其中 NTPA 為 TPA 產生之隨機亂數，並回應 NVoter 以建立本次認證之雙向關聯。TPA另將本次收到之選民簽章計算雜湊值（voter_sig_ref）一併納入回應封包之簽章範圍，作為其確實處理過此一特定請求之稽核證據，強化不可否認性。</w:t>
+        <w:t>TPA將以下回應封包PacketRes回傳給Voter，PacketRes = { IDTPA || IDVoter || CertTPA || TTPA || NTPA || NVoter || voter_sig_ref }，其中 NTPA 為 TPA 產生之隨機亂數；NVoter 為回應本次選民所送出之亂數，用以建立雙向關聯；voter_sig_ref = H(SigSKVoter(PacketAuth)) 為 TPA 對本次收到之選民簽章計算之雜湊值，作為其確實處理過此一特定請求之稽核證據，強化不可否認性。</w:t>
       </w:r>
     </w:p>
     <w:p>
@@ -2730,7 +2866,7 @@
           <w:i w:val="0"/>
           <w:sz w:val="24"/>
         </w:rPr>
-        <w:t>TPA 另核發一次性之投票授權票（Voting Token），其內容包含權杖序號、選民識別碼、核發時間、有效期限（以投票截止時間與核發後10分鐘中取其早者）及與本次認證關聯之隨機亂數，並以 SKTPA 簽署後隨回應封包一併交付選民。此權杖為選民於下一階段請求簽章之必要憑證，且僅能使用一次，藉此將「身分驗證」與「取得簽章授權」兩事件密碼學上綁定，杜絕選民重複認證取得多份簽章之風險。為避免選民藉由反覆重新認證囤積多張同時有效之未使用投票授權票，TPA於核發本次新票之前，將先作廢（刪除）該選民名下所有尚未使用之舊票，確保同一時間每位選民至多僅持有一張有效且未使用之投票授權票。</w:t>
+        <w:t>TPA 另核發一次性之投票授權票（Voting Token），其內容為 Token = { IDToken || IDVoter || Tissue || Texpire }，其中 IDToken 為權杖序號、Tissue 為核發時間、Texpire 為有效期限（以投票截止時間與核發後10分鐘中取其早者），並以 SKTPA 對其簽署 SigSKTPA(Token) 後隨回應封包一併交付選民。此權杖為選民於下一階段請求簽章之必要憑證，且僅能使用一次，藉此將「身分驗證」與「取得簽章授權」兩事件密碼學上綁定，杜絕選民重複認證取得多份簽章之風險。為避免選民藉由反覆重新認證囤積多張同時有效之未使用投票授權票，TPA於核發本次新票之前，將先作廢（刪除）該選民名下所有尚未使用之舊票，確保同一時間每位選民至多僅持有一張有效且未使用之投票授權票。</w:t>
       </w:r>
     </w:p>
     <w:p>
@@ -3533,7 +3669,7 @@
           <w:i w:val="0"/>
           <w:sz w:val="24"/>
         </w:rPr>
-        <w:t>Voter建立選票數位信封P。內層以 TA 之公鑰對「身分雜湊與選票明文」進行 RSA-OAEP 加密；中層以一次性對稱金鑰k，採 AES-256-GCM 對「內層密文、去盲簽章S'、選票雜湊m」進行認證加密，並將選民識別碼與選票流水號組成之關聯資料（AAD）一併輸入加密運算，取得密文CData與認證標籤Tag；外層再以計票中心之公鑰對對稱金鑰k進行RSA-OAEP加密，取得CKey。選民另計算其所持投票授權票序號之雜湊值作為信封之去重索引一併送出，該索引僅能證明「使用過某一權杖」，並不揭露權杖內容本身。</w:t>
+        <w:t>Voter建立選票數位信封P。內層以 TA 之公鑰對「身分雜湊與選票明文」進行 RSA-OAEP 加密；中層以一次性對稱金鑰k，採 AES-256-GCM 對「內層密文、去盲簽章S'、選票雜湊m」進行認證加密，並將選民識別碼與選票流水號組成之關聯資料（AAD）一併輸入加密運算，取得密文CData與認證標籤Tag；外層再以計票中心之公鑰對對稱金鑰k進行RSA-OAEP加密，取得CKey。選民另計算其所持投票授權票序號之雜湊值Htoken = H(IDToken)作為信封之去重索引一併送出，該索引僅能證明「使用過某一權杖」，並不揭露權杖內容本身。選票數位信封最終送出之完整結構為 P = { CData || IV || Tag || AAD || CKey || Htoken }，其中 IV 為 AES-GCM 加密所需之初始向量。</w:t>
       </w:r>
     </w:p>
     <w:p>
@@ -3655,7 +3791,7 @@
           <w:i w:val="0"/>
           <w:sz w:val="24"/>
         </w:rPr>
-        <w:t>當投票截止時間TDL到達，計票中心以其憑證與私鑰對一份包含請求目的（限定為「開票」）、時間戳記及隨機亂數之請求進行簽章，向TA申請釋出SKTA。</w:t>
+        <w:t>當投票截止時間TDL到達，計票中心建立請求封包PacketRelease = { IDCC || Trelease || Nrelease || Purpose }，其中 Purpose 限定須為「開票」字串，Nrelease 為隨機亂數以防止重放；計票中心以 SKCC 對其簽章 SigSKCC(PacketRelease)，並隨附 CertCC，向TA申請釋出SKTA。</w:t>
       </w:r>
     </w:p>
     <w:p>
@@ -3876,7 +4012,7 @@
           <w:i w:val="0"/>
           <w:sz w:val="24"/>
         </w:rPr>
-        <w:t>CC統計各候選人得票，並對包含Rootofficial、各候選人得票統計、合法選票雜湊值清單（不含選票內容本身）、合法選票總數及投票截止時間之結果包進行數位簽章，連同其數位憑證一併公布至BB。</w:t>
+        <w:t>CC統計各候選人得票，建立結果包PacketResult = { Rootofficial || Tally || ListmHex || Nleaf || TDL || IDCC || Ttally }，其中 Tally 為各候選人得票統計、ListmHex 為合法選票雜湊值清單（不含選票內容本身）、Nleaf 為合法選票總數、Ttally 為開票時間；CC對PacketResult進行數位簽章SigSKCC(PacketResult)，連同其數位憑證CertCC一併公布至BB。</w:t>
       </w:r>
     </w:p>
     <w:p>
@@ -3959,7 +4095,7 @@
           <w:i w:val="0"/>
           <w:sz w:val="24"/>
         </w:rPr>
-        <w:t>Voter選民登入公告版，使用自己保存的選票雜湊值作為索引，向系統請求Merkle Proof，Merkle Proof的內容包含從該選民的葉節點到根節點路徑上，所有計算所需的兄弟節點雜湊值列表。</w:t>
+        <w:t>Voter選民登入公告版，使用自己保存的選票雜湊值作為索引，向系統請求Merkle Proof，其結構為 Proof = { (h1, pos1) || (h2, pos2) || … || (hk, posk) }，即從該選民的葉節點到根節點路徑上，由下而上依序排列之兄弟節點雜湊值 hi 及其相對位置 posi ∈ {左, 右}，其中 k 為不含根節點的Merkle Tree 總高度。</w:t>
       </w:r>
     </w:p>
     <w:p>
@@ -3983,7 +4119,7 @@
           <w:i w:val="0"/>
           <w:sz w:val="24"/>
         </w:rPr>
-        <w:t>Voter在選民本地端利用H(0x00 || m)與Merkle Proof 提供的兄弟節點序列{h1, h2, …, hk}進行驗證。其中h1為葉節點層級1中，與該葉節點雜湊值直接相鄰的兄弟節點；依序類推至第k層之兄弟節點，且k為不含根節點的Merkle Tree 總高度。驗證邏輯係將選票雜湊值做為起點，依序以網域分隔之中間節點雜湊函數與路徑上的兄弟節點進行串接與雜湊運算，層層向上推導至樹根，最終計算出的根雜湊值Rootcalculated（如圖3所示）。</w:t>
+        <w:t>Voter在選民本地端利用H(0x00 || m)與Merkle Proof 提供的序列{(h1, pos1), (h2, pos2), …, (hk, posk)}進行驗證：依序以網域分隔之中間節點雜湊函數，依 posi 決定串接順序（posi = 右時計算H(0x01 || 目前值 || hi)；posi = 左時計算H(0x01 || hi || 目前值)），層層向上推導至樹根，最終計算出的根雜湊值Rootcalculated（如圖3所示）。</w:t>
       </w:r>
     </w:p>
     <w:p>
@@ -4225,7 +4361,7 @@
           <w:b w:val="0"/>
           <w:sz w:val="24"/>
         </w:rPr>
-        <w:t>先前版本僅選民對第三方機構之回應方向、及各服務對憑證授權中心之單向驗證有完整規範，選民對計票中心、計票中心對公告板兩組通訊之回應方向則未受保護，若遭攔截偽造成功回應，將導致選票遭靜默遺漏或計票結果未實際公告卻無從察覺。v4.0 版針對此二方向分別新增：計票中心對信封接收簽發可驗證之收據（詳見表2），以及計票中心於推送結果後主動核對公告板實際公告內容是否與送出內容一致，使系統內各組通訊之完整性驗證更趨對稱完備。</w:t>
+        <w:t>先前版本僅選民對第三方機構之回應方向、及各服務對憑證授權中心之單向驗證有完整規範，選民對計票中心、計票中心對公告板兩組通訊之回應方向則未受保護，若遭攔截偽造成功回應，將導致選票遭靜默遺漏或計票結果未實際公告卻無從察覺。v4.0 版針對此二方向分別新增：計票中心對信封接收簽發可驗證之收據 PacketReceipt = { IDCC || Henvelope || Treceived }（其中 Henvelope 為對信封欄位計算之雜湊值，Treceived 為接收時間；詳見表2），以及計票中心於推送結果後主動核對公告板實際公告內容是否與送出內容一致，使系統內各組通訊之完整性驗證更趨對稱完備。</w:t>
       </w:r>
     </w:p>
     <w:p>
@@ -4244,6 +4380,24 @@
           <w:sz w:val="24"/>
         </w:rPr>
         <w:t>信封在選民本地端完成封裝後、送達計票中心前，會先暫存於選民端服務本地之佇列中等待批次送出。此段候送期間內，若選民端服務所在主機遭入侵、或其維運者本身心存惡意，佇列中之信封有遭刪除而致該張選票從未送達計票中心之風險；由於信封內容受認證加密保護，篡改其內容會於開票時之標籤驗證階段遭偵測拒絕，而非被竄改成他票，然而整筆刪除目前無法被選民即時察覺，僅能待開票後查詢公告板，確認自身選票雜湊值是否存在而事後得知。此一風險係批次混合機制為降低提交時間關聯性所引入之額外信任視窗，非既有直接提交設計所固有——後續版本可考慮由選民端服務於信封進入佇列當下即簽發一張可供選民驗證之收據，作為「服務當時已承諾處理該筆信封」之獨立稽核證據，強化此一環節之可課責性，列為後續工作。</w:t>
+      </w:r>
+    </w:p>
+    <w:p>
+      <w:r>
+        <w:rPr>
+          <w:rFonts w:ascii="標楷體" w:hAnsi="標楷體" w:eastAsia="標楷體"/>
+          <w:b/>
+          <w:sz w:val="24"/>
+        </w:rPr>
+        <w:t>(j) OTP 帳號鎖定機制之身分綁定風險（v4.0 新增，已知限制）：</w:t>
+      </w:r>
+      <w:r>
+        <w:rPr>
+          <w:rFonts w:ascii="標楷體" w:hAnsi="標楷體" w:eastAsia="標楷體"/>
+          <w:b w:val="0"/>
+          <w:sz w:val="24"/>
+        </w:rPr>
+        <w:t>CA 依 entity_id 之字面值查詢選民名冊以比對 OTP，若選民本人於送出憑證申請時誤植他人之 entity_id，或遭他人蓄意針對特定選民之 entity_id 反覆提交錯誤 OTP，連續失敗次數均會計入「該 entity_id 所屬選民」之帳號，而非計入實際發出請求之來源，可能導致無辜選民之帳號遭連續三次驗證失敗而鎖定 24 小時。此為 OTP 猜測攻擊防禦機制之副作用——系統在驗證通過前無法確認請求者之真實身分，鎖定機制僅能綁定於「被宣稱」之身分，而非「實際發出請求」之來源。現行系統亦未記錄每次失敗嘗試之來源 IP 或所附公鑰／PoP 簽章等鑑識資訊，故實務上難以事後區分該次鎖定係肇因於選民自身之輸入疏失，或第三方之蓄意攻擊，此一鑑識能力之補強列為後續工作。</w:t>
       </w:r>
     </w:p>
     <w:p>

--- a/基於盲簽章技術之隱私保護線上投票系統_v4.0.docx
+++ b/基於盲簽章技術之隱私保護線上投票系統_v4.0.docx
@@ -2773,7 +2773,7 @@
           <w:i w:val="0"/>
           <w:sz w:val="24"/>
         </w:rPr>
-        <w:t>TPA使用 CA 的公鑰驗證 CertVoter 的合法性，並從中獲得PKVoter。若為非法，TPA將終止與Voter雙向身分認證階段；若 CA 憑證暫時無法取得，TPA 亦將直接拒絕本次請求，而非降級為不驗證憑證。</w:t>
+        <w:t>TPA使用 CA 的公鑰驗證 CertVoter 的合法性，並從中獲得PKVoter。CertVoter 本身為一張由 CA 簽發之數位憑證，其內容包含憑證主體（Subject，即 IDVoter）、選民之公鑰 PKVoter、憑證有效期限，以及 CA 對上述內容之簽章；TPA 驗證此簽章合法後，即可直接從憑證中取出 PKVoter 使用，無須另外查詢或事先持有選民之公鑰，這正是公開金鑰基礎建設（PKI）以憑證作為公鑰合法分發載體之核心設計——每次通訊隨封包附上憑證，接收方只要能驗證憑證合法性，就能安全地信任其中所附之公鑰確實屬於憑證上宣稱的身分。若為非法，TPA將終止與Voter雙向身分認證階段；若 CA 憑證暫時無法取得，TPA 亦將直接拒絕本次請求，而非降級為不驗證憑證。</w:t>
       </w:r>
     </w:p>
     <w:p>

--- a/基於盲簽章技術之隱私保護線上投票系統_v4.0.docx
+++ b/基於盲簽章技術之隱私保護線上投票系統_v4.0.docx
@@ -585,7 +585,7 @@
           <w:i w:val="0"/>
           <w:sz w:val="24"/>
         </w:rPr>
-        <w:t xml:space="preserve">　　然而，若葉節點與中間節點之雜湊運算未加以區分（即皆採用相同之 H(x) 或 H(L || R) 運算方式），將使該樹狀結構暴露於「二次原像攻擊」（Second Preimage Attack）之風險下——攻擊者可能利用一組中間節點之雜湊值，偽造成另一筆合法之葉節點資料，進而通過驗證卻未實際存在於原始資料集中，此類弱點於實務系統中已有公開紀錄之案例。為防範上述已知缺陷，本研究採用「網域分隔雜湊」（Domain-Separated Hashing）設計：葉節點雜湊運算前綴一位元組 0x00，即 Leafᵢ = H(0x00 || mᵢ)；中間節點運算前綴 0x01，即 Hparent = H(0x01 || Hleft || Hright)，使兩者之輸出定義域彼此互斥，從結構上杜絕前述偽造攻擊，且不需複製末端節點即可處理奇數節點層之情形。</w:t>
+        <w:t xml:space="preserve">　　然而，若葉節點與中間節點之雜湊運算未加以區分（即皆採用相同之 H(x) 或 H(L || R) 運算方式），將使該樹狀結構暴露於「二次原像攻擊」（Second Preimage Attack）之風險下——攻擊者可能利用一組中間節點之雜湊值，偽造成另一筆合法之葉節點資料，進而通過驗證卻未實際存在於原始資料集中，此類弱點於實務系統中已有公開紀錄之案例。具體而言，若某中間節點之雜湊值為 H(L || R)，攻擊者可構造一筆虛構資料 mfake = L || R，其雜湊值 H(mfake) 將與該中間節點之雜湊值完全相同——同一個雜湊值因而可同時被解讀為「兩個子節點合併後之中間節點」與「一筆從未存在之葉節點資料」，使 Merkle Root 不再唯一對應到單一組真實資料集，破壞雜湊樹作為資料完整性承諾（Commitment）之根本前提。為防範上述已知缺陷，本研究採用「網域分隔雜湊」（Domain-Separated Hashing）設計：葉節點雜湊運算前綴一位元組 0x00，即 Leafᵢ = H(0x00 || mᵢ)；中間節點運算前綴 0x01，即 Hparent = H(0x01 || Hleft || Hright)，使兩者之輸出定義域彼此互斥，從結構上杜絕前述偽造攻擊，且不需複製末端節點即可處理奇數節點層之情形。此二前綴值本身並非機密，其安全性來自「兩者互斥」而非「數值保密」，故必須是所有驗證方（計票中心、公告板、乃至任何欲獨立稽核之第三方）皆已知且一致採用之公開規則——若此規則不公開或可任意變動，選民將無法自行重建雜湊運算以驗證選票是否確實計入，直接牴觸本系統端到端可驗證性之設計目標。</w:t>
       </w:r>
     </w:p>
     <w:p>
